--- a/wordings/downloads/Meridian_Public_and_Products_Liability_v2.0.0-DRAFT.docx
+++ b/wordings/downloads/Meridian_Public_and_Products_Liability_v2.0.0-DRAFT.docx
@@ -2558,7 +2558,7 @@
             <w:color w:val="2E5C4E"/>
             <w:u w:val="single"/>
           </w:rPr>
-          <w:t xml:space="preserve">the How the Exclusions Apply exclusion</w:t>
+          <w:t xml:space="preserve">The How the Exclusions Apply exclusion</w:t>
         </w:r>
       </w:hyperlink>
       <w:r>
@@ -7636,7 +7636,7 @@
             <w:color w:val="2E5C4E"/>
             <w:u w:val="single"/>
           </w:rPr>
-          <w:t xml:space="preserve">the Defence Costs and the Limit provision</w:t>
+          <w:t xml:space="preserve">The Defence Costs and the Limit provision</w:t>
         </w:r>
       </w:hyperlink>
       <w:r>
@@ -7677,7 +7677,7 @@
             <w:color w:val="2E5C4E"/>
             <w:u w:val="single"/>
           </w:rPr>
-          <w:t xml:space="preserve">the Work Outside Australia and New Zealand exclusion</w:t>
+          <w:t xml:space="preserve">The Work Outside Australia and New Zealand exclusion</w:t>
         </w:r>
       </w:hyperlink>
       <w:r>
@@ -7718,7 +7718,7 @@
             <w:color w:val="2E5C4E"/>
             <w:u w:val="single"/>
           </w:rPr>
-          <w:t xml:space="preserve">the Pollution exclusion</w:t>
+          <w:t xml:space="preserve">The Pollution exclusion</w:t>
         </w:r>
       </w:hyperlink>
       <w:r>
@@ -7852,7 +7852,7 @@
             <w:color w:val="2E5C4E"/>
             <w:u w:val="single"/>
           </w:rPr>
-          <w:t xml:space="preserve">the Licensed Venues exclusion</w:t>
+          <w:t xml:space="preserve">The Licensed Venues exclusion</w:t>
         </w:r>
       </w:hyperlink>
       <w:r>
@@ -7926,7 +7926,7 @@
             <w:color w:val="2E5C4E"/>
             <w:u w:val="single"/>
           </w:rPr>
-          <w:t xml:space="preserve">the Professional Services exclusion</w:t>
+          <w:t xml:space="preserve">The Professional Services exclusion</w:t>
         </w:r>
       </w:hyperlink>
       <w:r>
@@ -7967,7 +7967,7 @@
             <w:color w:val="2E5C4E"/>
             <w:u w:val="single"/>
           </w:rPr>
-          <w:t xml:space="preserve">the Aircraft and Watercraft exclusion</w:t>
+          <w:t xml:space="preserve">The Aircraft and Watercraft exclusion</w:t>
         </w:r>
       </w:hyperlink>
       <w:r>
@@ -8008,7 +8008,7 @@
             <w:color w:val="2E5C4E"/>
             <w:u w:val="single"/>
           </w:rPr>
-          <w:t xml:space="preserve">the USA and Canada exclusion</w:t>
+          <w:t xml:space="preserve">The USA and Canada exclusion</w:t>
         </w:r>
       </w:hyperlink>
       <w:r>
@@ -8124,7 +8124,7 @@
             <w:color w:val="2E5C4E"/>
             <w:u w:val="single"/>
           </w:rPr>
-          <w:t xml:space="preserve">the Cross Liabilities extension</w:t>
+          <w:t xml:space="preserve">The Cross Liabilities extension</w:t>
         </w:r>
       </w:hyperlink>
       <w:r>
@@ -8165,7 +8165,7 @@
             <w:color w:val="2E5C4E"/>
             <w:u w:val="single"/>
           </w:rPr>
-          <w:t xml:space="preserve">the Vibration and Removal of Support exclusion</w:t>
+          <w:t xml:space="preserve">The Vibration and Removal of Support exclusion</w:t>
         </w:r>
       </w:hyperlink>
       <w:r>
@@ -8239,7 +8239,7 @@
             <w:color w:val="2E5C4E"/>
             <w:u w:val="single"/>
           </w:rPr>
-          <w:t xml:space="preserve">the Shoring and Underpinning exclusion</w:t>
+          <w:t xml:space="preserve">The Shoring and Underpinning exclusion</w:t>
         </w:r>
       </w:hyperlink>
       <w:r>
@@ -8406,7 +8406,7 @@
             <w:color w:val="2E5C4E"/>
             <w:u w:val="single"/>
           </w:rPr>
-          <w:t xml:space="preserve">the Your Products and Work Themselves exclusion</w:t>
+          <w:t xml:space="preserve">The Your Products and Work Themselves exclusion</w:t>
         </w:r>
       </w:hyperlink>
       <w:r>
@@ -8489,7 +8489,7 @@
             <w:color w:val="2E5C4E"/>
             <w:u w:val="single"/>
           </w:rPr>
-          <w:t xml:space="preserve">the Product Performance exclusion</w:t>
+          <w:t xml:space="preserve">The Product Performance exclusion</w:t>
         </w:r>
       </w:hyperlink>
       <w:r>
@@ -8546,7 +8546,7 @@
             <w:color w:val="2E5C4E"/>
             <w:u w:val="single"/>
           </w:rPr>
-          <w:t xml:space="preserve">the Fines, Penalties and Punitive Damages exclusion</w:t>
+          <w:t xml:space="preserve">The Fines, Penalties and Punitive Damages exclusion</w:t>
         </w:r>
       </w:hyperlink>
       <w:r>
@@ -8587,7 +8587,7 @@
             <w:color w:val="2E5C4E"/>
             <w:u w:val="single"/>
           </w:rPr>
-          <w:t xml:space="preserve">the Abuse exclusion</w:t>
+          <w:t xml:space="preserve">The Abuse exclusion</w:t>
         </w:r>
       </w:hyperlink>
       <w:r>
@@ -8661,7 +8661,7 @@
             <w:color w:val="2E5C4E"/>
             <w:u w:val="single"/>
           </w:rPr>
-          <w:t xml:space="preserve">the Silica exclusion</w:t>
+          <w:t xml:space="preserve">The Silica exclusion</w:t>
         </w:r>
       </w:hyperlink>
       <w:r>
@@ -8734,7 +8734,7 @@
             <w:color w:val="2E5C4E"/>
             <w:u w:val="single"/>
           </w:rPr>
-          <w:t xml:space="preserve">the PFAS exclusion</w:t>
+          <w:t xml:space="preserve">The PFAS exclusion</w:t>
         </w:r>
       </w:hyperlink>
       <w:r>
@@ -8775,7 +8775,7 @@
             <w:color w:val="2E5C4E"/>
             <w:u w:val="single"/>
           </w:rPr>
-          <w:t xml:space="preserve">the Communicable Disease exclusion</w:t>
+          <w:t xml:space="preserve">The Communicable Disease exclusion</w:t>
         </w:r>
       </w:hyperlink>
       <w:r>
